--- a/doc/L1L2正则化测试/20260126测试报告.docx
+++ b/doc/L1L2正则化测试/20260126测试报告.docx
@@ -6,7 +6,7 @@
       <w:pPr>
         <w:ind w:firstLine="600"/>
         <w:rPr>
-          <w:rFonts w:ascii="楷体" w:eastAsia="楷体" w:hAnsi="楷体"/>
+          <w:rFonts w:ascii="楷体" w:eastAsia="楷体" w:hAnsi="楷体" w:hint="eastAsia"/>
           <w:sz w:val="30"/>
           <w:szCs w:val="30"/>
         </w:rPr>
@@ -74,6 +74,7 @@
       <w:r>
         <w:rPr>
           <w:rFonts w:ascii="楷体" w:eastAsia="楷体" w:hAnsi="楷体"/>
+          <w:noProof/>
           <w:sz w:val="30"/>
           <w:szCs w:val="30"/>
         </w:rPr>
